--- a/data/pulse/artifacts/implementation_specification.docx
+++ b/data/pulse/artifacts/implementation_specification.docx
@@ -9,21 +9,20 @@
       <w:r>
         <w:rPr>
           <w:b/>
-          <w:sz w:val="40"/>
+          <w:sz w:val="44"/>
         </w:rPr>
-        <w:t>Pulse Store Operations Intelligence</w:t>
-        <w:br/>
-        <w:t>Implementation Specification</w:t>
+        <w:t>Pulse Store Operations Intelligence Implementation Specification</w:t>
       </w:r>
     </w:p>
     <w:p>
+      <w:pPr>
+        <w:jc w:val="center"/>
+      </w:pPr>
       <w:r>
-        <w:t>Project ID: PULSE</w:t>
-      </w:r>
-    </w:p>
-    <w:p>
-      <w:r>
-        <w:t>Business goal: Create a unified operational intelligence and alerting layer for regional stores.</w:t>
+        <w:rPr>
+          <w:i/>
+        </w:rPr>
+        <w:t>Meridian Group | Pulse Store Operations Intelligence | Synthetic enterprise project artifact</w:t>
       </w:r>
     </w:p>
     <w:p>
@@ -31,12 +30,17 @@
         <w:pStyle w:val="Heading1"/>
       </w:pPr>
       <w:r>
-        <w:t>1. Scope and Outcomes</w:t>
+        <w:t>Executive Context</w:t>
       </w:r>
     </w:p>
     <w:p>
       <w:r>
-        <w:t>This specification captures the current implementation direction for Pulse Store Operations Intelligence. It is synthetic but structured like a real enterprise artifact in the Retail Operations domain.</w:t>
+        <w:t>Pulse Store Operations Intelligence is a retail operations transformation initiative at Meridian Group. The goal is to create a unified operational intelligence and alerting layer for regional stores. The program is designed as an operating-model change, not just a technical implementation.</w:t>
+      </w:r>
+    </w:p>
+    <w:p>
+      <w:r>
+        <w:t>The project team includes Regional Operations, Store Managers, Data Platform, QA, Change Management. Decision records, meeting transcripts and working documents intentionally overlap so a long-term memory system can preserve both current truth and historical rationale.</w:t>
       </w:r>
     </w:p>
     <w:p>
@@ -44,39 +48,17 @@
         <w:pStyle w:val="Heading1"/>
       </w:pPr>
       <w:r>
-        <w:t>2. Architecture Overview</w:t>
+        <w:t>Business Requirements</w:t>
       </w:r>
     </w:p>
     <w:p>
-      <w:pPr>
-        <w:pStyle w:val="ListBullet"/>
-      </w:pPr>
       <w:r>
-        <w:t>Store Systems: Telemetry and operations events</w:t>
+        <w:t>The solution must improve consistency, traceability and decision quality without creating hidden systems of record. Key first-phase principles are: No employee-level scoring in phase 1; Enterprise KPI definitions win over legacy regional scorecards; Midwest region is the first production pilot.</w:t>
       </w:r>
     </w:p>
     <w:p>
-      <w:pPr>
-        <w:pStyle w:val="ListBullet"/>
-      </w:pPr>
       <w:r>
-        <w:t>Shared Data Platform: 15-minute analytical processing</w:t>
-      </w:r>
-    </w:p>
-    <w:p>
-      <w:pPr>
-        <w:pStyle w:val="ListBullet"/>
-      </w:pPr>
-      <w:r>
-        <w:t>Rules Engine: Enterprise KPI thresholds</w:t>
-      </w:r>
-    </w:p>
-    <w:p>
-      <w:pPr>
-        <w:pStyle w:val="ListBullet"/>
-      </w:pPr>
-      <w:r>
-        <w:t>Ops Console: Regional alerts and investigation</w:t>
+        <w:t>Users need understandable status, accountable ownership, explicit exception paths, and enough provenance to explain why a decision or result exists. Material changes must be reflected in acceptance criteria and operating documentation.</w:t>
       </w:r>
     </w:p>
     <w:p>
@@ -84,31 +66,17 @@
         <w:pStyle w:val="Heading1"/>
       </w:pPr>
       <w:r>
-        <w:t>3. Key Decisions</w:t>
+        <w:t>Architecture and Dependencies</w:t>
       </w:r>
     </w:p>
     <w:p>
-      <w:pPr>
-        <w:pStyle w:val="ListBullet"/>
-      </w:pPr>
       <w:r>
-        <w:t>15-minute analytical latency is accepted</w:t>
+        <w:t>The solution is composed of Store Systems, Ingestion Layer, Shared Data Platform, KPI Registry, Rules Engine, Ops Console. Component boundaries exist so source-system authority, project-owned processing and downstream user experiences remain explicit.</w:t>
       </w:r>
     </w:p>
     <w:p>
-      <w:pPr>
-        <w:pStyle w:val="ListBullet"/>
-      </w:pPr>
       <w:r>
-        <w:t>Enterprise KPI definitions override regional legacy definitions</w:t>
-      </w:r>
-    </w:p>
-    <w:p>
-      <w:pPr>
-        <w:pStyle w:val="ListBullet"/>
-      </w:pPr>
-      <w:r>
-        <w:t>Midwest is first production pilot</w:t>
+        <w:t>Cross-project dependencies include ORBIT: shared analytical platform capacity and batch windows. Shared dependency timing is managed through enterprise architecture and project steering rather than by silently duplicating shared capabilities.</w:t>
       </w:r>
     </w:p>
     <w:p>
@@ -116,47 +84,17 @@
         <w:pStyle w:val="Heading1"/>
       </w:pPr>
       <w:r>
-        <w:t>4. Dependencies and Constraints</w:t>
+        <w:t>Delivery and Risk</w:t>
       </w:r>
     </w:p>
     <w:p>
-      <w:pPr>
-        <w:pStyle w:val="ListBullet"/>
-      </w:pPr>
       <w:r>
-        <w:t>missing telemetry: review through risk register and steering decision trail.</w:t>
+        <w:t>Primary risks include missing telemetry, high false positives, regional KPI conflicts, platform capacity contention, store adoption resistance. These risks are treated as business and operating-model concerns in addition to technical concerns because each can change adoption, support effort or the reliability of business decisions.</w:t>
       </w:r>
     </w:p>
     <w:p>
-      <w:pPr>
-        <w:pStyle w:val="ListBullet"/>
-      </w:pPr>
       <w:r>
-        <w:t>high false positives: review through risk register and steering decision trail.</w:t>
-      </w:r>
-    </w:p>
-    <w:p>
-      <w:pPr>
-        <w:pStyle w:val="ListBullet"/>
-      </w:pPr>
-      <w:r>
-        <w:t>regional KPI conflicts: review through risk register and steering decision trail.</w:t>
-      </w:r>
-    </w:p>
-    <w:p>
-      <w:pPr>
-        <w:pStyle w:val="ListBullet"/>
-      </w:pPr>
-      <w:r>
-        <w:t>platform capacity contention: review through risk register and steering decision trail.</w:t>
-      </w:r>
-    </w:p>
-    <w:p>
-      <w:pPr>
-        <w:pStyle w:val="ListBullet"/>
-      </w:pPr>
-      <w:r>
-        <w:t>store adoption resistance: review through risk register and steering decision trail.</w:t>
+        <w:t>A dependency delay does not automatically move the project milestone. The project manager first evaluates resequencing, degraded-mode operation, scope protection and temporary controls before seeking a formal decision.</w:t>
       </w:r>
     </w:p>
     <w:p>
@@ -164,87 +102,17 @@
         <w:pStyle w:val="Heading1"/>
       </w:pPr>
       <w:r>
-        <w:t>5. Roles and SMEs</w:t>
+        <w:t>Governance and Traceability</w:t>
       </w:r>
     </w:p>
     <w:p>
-      <w:pPr>
-        <w:pStyle w:val="ListBullet"/>
-      </w:pPr>
       <w:r>
-        <w:t>Dev Ortiz - Executive Sponsor. SME: store telemetry, retail operations.</w:t>
+        <w:t>Material decisions retain rationale, alternatives, owner and supersession history. Older assumptions are preserved because they explain why the project evolved. Current truth should be determined from accepted decision status and provenance, not simply the newest timestamp.</w:t>
       </w:r>
     </w:p>
     <w:p>
-      <w:pPr>
-        <w:pStyle w:val="ListBullet"/>
-      </w:pPr>
       <w:r>
-        <w:t>Victor Mehta - Business Owner. SME: alert thresholds, retail operations.</w:t>
-      </w:r>
-    </w:p>
-    <w:p>
-      <w:pPr>
-        <w:pStyle w:val="ListBullet"/>
-      </w:pPr>
-      <w:r>
-        <w:t>Lena Thomas - Program Manager. SME: regional KPI definitions, retail operations.</w:t>
-      </w:r>
-    </w:p>
-    <w:p>
-      <w:pPr>
-        <w:pStyle w:val="ListBullet"/>
-      </w:pPr>
-      <w:r>
-        <w:t>Leah Pillai - Project Manager. SME: data quality, retail operations.</w:t>
-      </w:r>
-    </w:p>
-    <w:p>
-      <w:pPr>
-        <w:pStyle w:val="ListBullet"/>
-      </w:pPr>
-      <w:r>
-        <w:t>Daniel Shah - Product Owner. SME: shared data platform capacity, retail operations.</w:t>
-      </w:r>
-    </w:p>
-    <w:p>
-      <w:pPr>
-        <w:pStyle w:val="ListBullet"/>
-      </w:pPr>
-      <w:r>
-        <w:t>Miles Iyer - Business Analyst. SME: store telemetry, retail operations.</w:t>
-      </w:r>
-    </w:p>
-    <w:p>
-      <w:pPr>
-        <w:pStyle w:val="ListBullet"/>
-      </w:pPr>
-      <w:r>
-        <w:t>Samir Mehta - Business Analyst. SME: alert thresholds, retail operations.</w:t>
-      </w:r>
-    </w:p>
-    <w:p>
-      <w:pPr>
-        <w:pStyle w:val="ListBullet"/>
-      </w:pPr>
-      <w:r>
-        <w:t>Victor Scott - Solution Architect. SME: regional KPI definitions, retail operations.</w:t>
-      </w:r>
-    </w:p>
-    <w:p>
-      <w:pPr>
-        <w:pStyle w:val="ListBullet"/>
-      </w:pPr>
-      <w:r>
-        <w:t>Claire Moore - Enterprise Architect. SME: data quality, retail operations.</w:t>
-      </w:r>
-    </w:p>
-    <w:p>
-      <w:pPr>
-        <w:pStyle w:val="ListBullet"/>
-      </w:pPr>
-      <w:r>
-        <w:t>Ben Fernandez - Tech Lead. SME: shared data platform capacity, retail operations.</w:t>
+        <w:t>Temporary exceptions require an owner and review condition. Shared SMEs resolve enterprise-standard questions; local teams may not redefine shared semantics purely to unblock a milestone.</w:t>
       </w:r>
     </w:p>
     <w:p>
@@ -252,17 +120,58 @@
         <w:pStyle w:val="Heading1"/>
       </w:pPr>
       <w:r>
-        <w:t>6. Acceptance and Governance</w:t>
+        <w:t>Detailed Implementation Flow</w:t>
       </w:r>
     </w:p>
     <w:p>
       <w:r>
-        <w:t>Implementation decisions must be traceable to approved project decisions, requirements, client expectations, or architecture constraints. Superseded decisions are retained as history.</w:t>
+        <w:t>The implementation flow connects Store Systems, Ingestion Layer, Shared Data Platform, KPI Registry, Rules Engine, Ops Console. Each stage validates required inputs before progression, persists enough state for support and audit, and emits only outputs that are permitted for the requesting role.</w:t>
+      </w:r>
+    </w:p>
+    <w:p>
+      <w:r>
+        <w:t>External dependency failures are modeled explicitly. Retryable failures may be replayed safely; non-retryable business failures require an owner and a visible resolution path. No integration failure may silently advance business status.</w:t>
+      </w:r>
+    </w:p>
+    <w:p>
+      <w:pPr>
+        <w:pStyle w:val="Heading1"/>
+      </w:pPr>
+      <w:r>
+        <w:t>Implementation Constraints</w:t>
+      </w:r>
+    </w:p>
+    <w:p>
+      <w:r>
+        <w:t>Current constraints include missing telemetry, high false positives, regional KPI conflicts, platform capacity contention, store adoption resistance. The project must preserve the following accepted rules: No employee-level scoring in phase 1; Enterprise KPI definitions win over legacy regional scorecards; Midwest region is the first production pilot.</w:t>
+      </w:r>
+    </w:p>
+    <w:p>
+      <w:r>
+        <w:t>Temporary workarounds need an owner, review date, monitoring signal and a reference to the decision that authorized them. They cannot become permanent behavior by omission.</w:t>
+      </w:r>
+    </w:p>
+    <w:p>
+      <w:pPr>
+        <w:pStyle w:val="Heading1"/>
+      </w:pPr>
+      <w:r>
+        <w:t>Observability and Support</w:t>
+      </w:r>
+    </w:p>
+    <w:p>
+      <w:r>
+        <w:t>Logs and operational records carry correlation identifiers across project and dependency boundaries. Dashboards distinguish upstream data quality, permission failure, dependency outage, project processing errors and user-action failures.</w:t>
+      </w:r>
+    </w:p>
+    <w:p>
+      <w:r>
+        <w:t>Runbooks identify the owning team, evidence to capture, safe retry steps, escalation path and known limitations. Support guidance is updated when accepted decisions materially change behavior.</w:t>
       </w:r>
     </w:p>
     <w:sectPr>
       <w:pgSz w:w="12240" w:h="15840"/>
-      <w:pgMar w:top="1440" w:right="1800" w:bottom="1440" w:left="1800" w:header="720" w:footer="720" w:gutter="0"/>
+      <w:pgMar w:top="936" w:right="1080" w:bottom="936" w:left="1080" w:header="720" w:footer="720" w:gutter="0"/>
       <w:cols w:space="720"/>
       <w:docGrid w:linePitch="360"/>
     </w:sectPr>
